--- a/templates/商业.docx
+++ b/templates/商业.docx
@@ -510,7 +510,7 @@
           <w:szCs w:val="28"/>
           <w:lang w:val="en-US" w:eastAsia="zh-CN" w:bidi="ar-SA"/>
         </w:rPr>
-        <w:t>估价对象：{{ owner }}位于{{ address }}的商业用房。估价对象未取得《不动产权证》，根据《委托评估协议书》复印件记载估价对象基本情况如下：</w:t>
+        <w:t>估价对象</w:t>
       </w:r>
       <w:r>
         <w:rPr>
@@ -520,7 +520,7 @@
           <w:szCs w:val="28"/>
           <w:lang w:val="en-US" w:eastAsia="zh-CN" w:bidi="ar-SA"/>
         </w:rPr>
-        <w:t/>
+        <w:t>：</w:t>
       </w:r>
       <w:bookmarkStart w:id="8" w:name="OLE_LINK1_ai_ai"/>
       <w:r>
@@ -531,7 +531,7 @@
           <w:szCs w:val="28"/>
           <w:lang w:val="en-US" w:eastAsia="zh-CN" w:bidi="ar-SA"/>
         </w:rPr>
-        <w:t/>
+        <w:t>{{ owner }}位于{{ address }}的商业用房。</w:t>
       </w:r>
       <w:bookmarkEnd w:id="8"/>
       <w:r>
@@ -542,7 +542,7 @@
           <w:szCs w:val="28"/>
           <w:lang w:val="en-US" w:eastAsia="zh-CN" w:bidi="ar-SA"/>
         </w:rPr>
-        <w:t/>
+        <w:t>估价对象未取得《不动产权证》，根据《委托评估协议书》记载估价对象基本情况如下：</w:t>
       </w:r>
     </w:p>
     <w:tbl>
@@ -6770,7 +6770,7 @@
           <w:szCs w:val="28"/>
           <w:lang w:val="en-US" w:eastAsia="zh-CN" w:bidi="ar-SA"/>
         </w:rPr>
-        <w:t>1.估价委托人提供了估价对象的《委托评估协议书》复印件及其有关资料，我们在无理由怀疑其合法性、真实性、准确性和完整性的情况下，假定估价委托人提供的资料合法、真实、准确、完整，因不实造成的影响本公司不承担任何责任。</w:t>
+        <w:t>1.估价委托人提供了估价对象的《委托评估协议书》及其有关资料，我们在无理由怀疑其合法性、真实性、准确性和完整性的情况下，假定估价委托人提供的资料合法、真实、准确、完整，因不实造成的影响本公司不承担任何责任。</w:t>
       </w:r>
     </w:p>
     <w:p>
@@ -7218,7 +7218,7 @@
           <w:szCs w:val="28"/>
           <w:lang w:val="en-US" w:eastAsia="zh-CN" w:bidi="ar-SA"/>
         </w:rPr>
-        <w:t>依据不足假设是指在估价委托人无法提供估价所必需的反映估价对象状况的资料以及注册房地产估价师进行了尽职调查仍然难以取得该资料的情况下，对缺少该资料及对相应的估价对象状况的合理假定。本次估价对象建筑面积按《委托评估协议书》复印件为准，委托人确认房屋建筑面积为130平方米（其中义蓬中路477号房屋建筑面积60平方米、487号房屋建筑面积70平方米），用途为商业。</w:t>
+        <w:t>依据不足假设是指在估价委托人无法提供估价所必需的反映估价对象状况的资料以及注册房地产估价师进行了尽职调查仍然难以取得该资料的情况下，对缺少该资料及对相应的估价对象状况的合理假定。本次估价对象建筑面积按《委托评估协议书》为准，委托人确认房屋建筑面积为130平方米（其中义蓬中路477号房屋建筑面积60平方米、487号房屋建筑面积70平方米），用途为商业。</w:t>
       </w:r>
     </w:p>
     <w:p>
@@ -8133,7 +8133,7 @@
           <w:szCs w:val="28"/>
           <w:lang w:val="en-US" w:eastAsia="zh-CN" w:bidi="ar-SA"/>
         </w:rPr>
-        <w:t>{{ owner }}位于{{ address }}的商业用房。估价对象未取得《不动产权证》。根据《委托评估协议书》复印件记载估价对象基本情况如下：</w:t>
+        <w:t>{{ owner }}位于{{ address }}的商业用房。估价对象未取得《不动产权证》。根据《委托评估协议书》记载估价对象基本情况如下：</w:t>
       </w:r>
     </w:p>
     <w:tbl>

--- a/templates/商业.docx
+++ b/templates/商业.docx
@@ -15240,6 +15240,27 @@
           <w:sz w:val="44"/>
           <w:szCs w:val="44"/>
         </w:rPr>
+      </w:r>
+    </w:p>
+    <w:p>
+      <w:pPr>
+        <w:jc w:val="center"/>
+      </w:pPr>
+      <w:r>
+        <w:t>{% if has_attachments %}</w:t>
+      </w:r>
+      <w:r>
+        <w:br w:type="page"/>
+        <w:t>{% for img in attachment_images %}</w:t>
+      </w:r>
+      <w:r>
+        <w:t>{{ img }}</w:t>
+      </w:r>
+      <w:r>
+        <w:t>{% endfor %}</w:t>
+      </w:r>
+      <w:r>
+        <w:t>{% endif %}</w:t>
       </w:r>
     </w:p>
     <w:sectPr>

--- a/templates/商业.docx
+++ b/templates/商业.docx
@@ -66,7 +66,7 @@
           <w:szCs w:val="32"/>
           <w:lang w:val="en-US" w:eastAsia="zh-CN" w:bidi="ar-SA"/>
         </w:rPr>
-        <w:t>位于</w:t>
+        <w:t>位于{{ address }}</w:t>
       </w:r>
       <w:bookmarkStart w:id="2" w:name="OLE_LINK6_ai_ai"/>
       <w:bookmarkEnd w:id="2"/>
@@ -82,7 +82,7 @@
           <w:szCs w:val="32"/>
           <w:lang w:val="en-US" w:eastAsia="zh-CN" w:bidi="ar-SA"/>
         </w:rPr>
-        <w:t>{{ address }}</w:t>
+        <w:t/>
       </w:r>
     </w:p>
     <w:p>
@@ -191,7 +191,7 @@
           <w:szCs w:val="32"/>
           <w:lang w:val="en-US" w:eastAsia="zh-CN" w:bidi="ar-SA"/>
         </w:rPr>
-        <w:t>估 价 委 托 人：</w:t>
+        <w:t>估 价 委 托 人：{{ owner }}</w:t>
       </w:r>
       <w:r>
         <w:rPr>
@@ -201,7 +201,7 @@
           <w:szCs w:val="32"/>
           <w:lang w:val="en-US" w:eastAsia="zh-CN" w:bidi="ar-SA"/>
         </w:rPr>
-        <w:t>{{ owner }}</w:t>
+        <w:t/>
       </w:r>
     </w:p>
     <w:p>
@@ -365,7 +365,7 @@
           <w:szCs w:val="32"/>
           <w:lang w:val="en-US" w:eastAsia="zh-CN" w:bidi="ar-SA"/>
         </w:rPr>
-        <w:t>估价报告出具日期：</w:t>
+        <w:t>估价报告出具日期：{{ issue_date }}</w:t>
       </w:r>
       <w:r>
         <w:rPr>
@@ -375,7 +375,7 @@
           <w:szCs w:val="32"/>
           <w:lang w:val="en-US" w:eastAsia="zh-CN" w:bidi="ar-SA"/>
         </w:rPr>
-        <w:t>{{ issue_date }}</w:t>
+        <w:t/>
       </w:r>
     </w:p>
     <w:p>
@@ -510,7 +510,7 @@
           <w:szCs w:val="28"/>
           <w:lang w:val="en-US" w:eastAsia="zh-CN" w:bidi="ar-SA"/>
         </w:rPr>
-        <w:t>估价对象</w:t>
+        <w:t>估价对象：{{ owner }}位于{{ address }}的商业用房。估价对象未取得《不动产权证》，根据《委托评估协议书》记载估价对象基本情况如下：</w:t>
       </w:r>
       <w:r>
         <w:rPr>
@@ -520,7 +520,7 @@
           <w:szCs w:val="28"/>
           <w:lang w:val="en-US" w:eastAsia="zh-CN" w:bidi="ar-SA"/>
         </w:rPr>
-        <w:t>：</w:t>
+        <w:t/>
       </w:r>
       <w:bookmarkStart w:id="8" w:name="OLE_LINK1_ai_ai"/>
       <w:r>
@@ -531,7 +531,7 @@
           <w:szCs w:val="28"/>
           <w:lang w:val="en-US" w:eastAsia="zh-CN" w:bidi="ar-SA"/>
         </w:rPr>
-        <w:t>{{ owner }}位于{{ address }}的商业用房。</w:t>
+        <w:t/>
       </w:r>
       <w:bookmarkEnd w:id="8"/>
       <w:r>
@@ -542,7 +542,7 @@
           <w:szCs w:val="28"/>
           <w:lang w:val="en-US" w:eastAsia="zh-CN" w:bidi="ar-SA"/>
         </w:rPr>
-        <w:t>估价对象未取得《不动产权证》，根据《委托评估协议书》记载估价对象基本情况如下：</w:t>
+        <w:t/>
       </w:r>
     </w:p>
     <w:tbl>
@@ -826,7 +826,7 @@
                 <w:sz w:val="20"/>
                 <w:lang w:val="en-US" w:eastAsia="zh-CN" w:bidi="ar"/>
               </w:rPr>
-              <w:t>1</w:t>
+              <w:t>{%tr for s in subjects %}</w:t>
             </w:r>
           </w:p>
         </w:tc>
@@ -1037,7 +1037,7 @@
                 <w:sz w:val="20"/>
                 <w:lang w:val="en-US" w:eastAsia="zh-CN" w:bidi="ar"/>
               </w:rPr>
-              <w:t>2</w:t>
+              <w:t>{{ s.index }}</w:t>
             </w:r>
           </w:p>
         </w:tc>
@@ -1078,7 +1078,7 @@
                 <w:sz w:val="20"/>
                 <w:lang w:val="en-US" w:eastAsia="zh-CN" w:bidi="ar"/>
               </w:rPr>
-              <w:t>{{ owner }}</w:t>
+              <w:t>{{ s.owner }}</w:t>
             </w:r>
           </w:p>
         </w:tc>
@@ -1119,7 +1119,7 @@
                 <w:sz w:val="20"/>
                 <w:lang w:val="en-US" w:eastAsia="zh-CN" w:bidi="ar"/>
               </w:rPr>
-              <w:t>钱塘区义蓬街道义蓬中路487号</w:t>
+              <w:t>{{ s.address }}</w:t>
             </w:r>
           </w:p>
         </w:tc>
@@ -1160,7 +1160,7 @@
                 <w:sz w:val="20"/>
                 <w:lang w:val="en-US" w:eastAsia="zh-CN" w:bidi="ar"/>
               </w:rPr>
-              <w:t>商业</w:t>
+              <w:t>{{ s.usage }}</w:t>
             </w:r>
           </w:p>
         </w:tc>
@@ -1201,7 +1201,218 @@
                 <w:sz w:val="20"/>
                 <w:lang w:val="en-US" w:eastAsia="zh-CN" w:bidi="ar"/>
               </w:rPr>
-              <w:t>70</w:t>
+              <w:t>{{ s.area }}</w:t>
+            </w:r>
+          </w:p>
+        </w:tc>
+      </w:tr>
+      <w:tr>
+        <w:trPr>
+          <w:trHeight w:val="285" w:hRule="atLeast"/>
+          <w:jc w:val="center"/>
+        </w:trPr>
+        <w:tc>
+          <w:tcPr>
+            <w:tcW w:w="397" w:type="pct"/>
+            <w:tcBorders>
+              <w:top w:val="single" w:color="000000" w:sz="4" w:space="0"/>
+              <w:left w:val="single" w:color="000000" w:sz="4" w:space="0"/>
+              <w:bottom w:val="single" w:color="000000" w:sz="4" w:space="0"/>
+              <w:right w:val="single" w:color="auto" w:sz="4" w:space="0"/>
+            </w:tcBorders>
+            <w:noWrap w:val="0"/>
+            <w:tcMar>
+              <w:left w:w="108" w:type="dxa"/>
+              <w:right w:w="108" w:type="dxa"/>
+            </w:tcMar>
+            <w:vAlign w:val="center"/>
+          </w:tcPr>
+          <w:p>
+            <w:pPr>
+              <w:widowControl/>
+              <w:jc w:val="center"/>
+              <w:textAlignment w:val="center"/>
+              <w:rPr>
+                <w:rFonts w:hint="eastAsia" w:ascii="楷体" w:hAnsi="楷体" w:eastAsia="楷体" w:cs="宋体"/>
+                <w:color w:val="000000"/>
+                <w:kern w:val="0"/>
+                <w:sz w:val="20"/>
+                <w:lang w:val="en-US" w:eastAsia="zh-CN" w:bidi="ar-SA"/>
+              </w:rPr>
+            </w:pPr>
+            <w:r>
+              <w:rPr>
+                <w:rFonts w:hint="eastAsia" w:ascii="楷体" w:hAnsi="楷体" w:eastAsia="楷体" w:cs="楷体"/>
+                <w:color w:val="000000"/>
+                <w:kern w:val="0"/>
+                <w:sz w:val="20"/>
+                <w:lang w:val="en-US" w:eastAsia="zh-CN" w:bidi="ar"/>
+              </w:rPr>
+              <w:t>{%tr endfor %}</w:t>
+            </w:r>
+          </w:p>
+        </w:tc>
+        <w:tc>
+          <w:tcPr>
+            <w:tcW w:w="1388" w:type="pct"/>
+            <w:tcBorders>
+              <w:top w:val="single" w:color="auto" w:sz="4" w:space="0"/>
+              <w:left w:val="single" w:color="auto" w:sz="4" w:space="0"/>
+              <w:bottom w:val="single" w:color="auto" w:sz="4" w:space="0"/>
+              <w:right w:val="single" w:color="000000" w:sz="4" w:space="0"/>
+            </w:tcBorders>
+            <w:noWrap w:val="0"/>
+            <w:tcMar>
+              <w:left w:w="108" w:type="dxa"/>
+              <w:right w:w="108" w:type="dxa"/>
+            </w:tcMar>
+            <w:vAlign w:val="center"/>
+          </w:tcPr>
+          <w:p>
+            <w:pPr>
+              <w:widowControl/>
+              <w:jc w:val="center"/>
+              <w:textAlignment w:val="center"/>
+              <w:rPr>
+                <w:rFonts w:hint="eastAsia" w:ascii="楷体" w:hAnsi="楷体" w:eastAsia="楷体" w:cs="宋体"/>
+                <w:color w:val="000000"/>
+                <w:kern w:val="0"/>
+                <w:sz w:val="20"/>
+                <w:lang w:val="en-US" w:eastAsia="zh-CN" w:bidi="ar-SA"/>
+              </w:rPr>
+            </w:pPr>
+            <w:r>
+              <w:rPr>
+                <w:rFonts w:hint="eastAsia" w:ascii="楷体" w:hAnsi="楷体" w:eastAsia="楷体" w:cs="楷体"/>
+                <w:color w:val="000000"/>
+                <w:kern w:val="0"/>
+                <w:sz w:val="20"/>
+                <w:lang w:val="en-US" w:eastAsia="zh-CN" w:bidi="ar"/>
+              </w:rPr>
+              <w:t>{{ owner }}</w:t>
+            </w:r>
+          </w:p>
+        </w:tc>
+        <w:tc>
+          <w:tcPr>
+            <w:tcW w:w="1326" w:type="pct"/>
+            <w:tcBorders>
+              <w:top w:val="single" w:color="auto" w:sz="4" w:space="0"/>
+              <w:left w:val="single" w:color="000000" w:sz="4" w:space="0"/>
+              <w:bottom w:val="single" w:color="auto" w:sz="4" w:space="0"/>
+              <w:right w:val="single" w:color="000000" w:sz="4" w:space="0"/>
+            </w:tcBorders>
+            <w:noWrap w:val="0"/>
+            <w:tcMar>
+              <w:left w:w="108" w:type="dxa"/>
+              <w:right w:w="108" w:type="dxa"/>
+            </w:tcMar>
+            <w:vAlign w:val="center"/>
+          </w:tcPr>
+          <w:p>
+            <w:pPr>
+              <w:widowControl/>
+              <w:jc w:val="center"/>
+              <w:textAlignment w:val="center"/>
+              <w:rPr>
+                <w:rFonts w:hint="eastAsia" w:ascii="楷体" w:hAnsi="楷体" w:eastAsia="楷体" w:cs="宋体"/>
+                <w:color w:val="000000"/>
+                <w:kern w:val="0"/>
+                <w:sz w:val="20"/>
+                <w:lang w:val="en-US" w:eastAsia="zh-CN" w:bidi="ar-SA"/>
+              </w:rPr>
+            </w:pPr>
+            <w:r>
+              <w:rPr>
+                <w:rFonts w:hint="eastAsia" w:ascii="楷体" w:hAnsi="楷体" w:eastAsia="楷体" w:cs="楷体"/>
+                <w:color w:val="000000"/>
+                <w:kern w:val="0"/>
+                <w:sz w:val="20"/>
+                <w:lang w:val="en-US" w:eastAsia="zh-CN" w:bidi="ar"/>
+              </w:rPr>
+              <w:t>钱塘区义蓬街道义蓬中路477号</w:t>
+            </w:r>
+          </w:p>
+        </w:tc>
+        <w:tc>
+          <w:tcPr>
+            <w:tcW w:w="819" w:type="pct"/>
+            <w:tcBorders>
+              <w:top w:val="single" w:color="auto" w:sz="4" w:space="0"/>
+              <w:left w:val="single" w:color="000000" w:sz="4" w:space="0"/>
+              <w:bottom w:val="single" w:color="auto" w:sz="4" w:space="0"/>
+              <w:right w:val="single" w:color="000000" w:sz="4" w:space="0"/>
+            </w:tcBorders>
+            <w:noWrap w:val="0"/>
+            <w:tcMar>
+              <w:left w:w="108" w:type="dxa"/>
+              <w:right w:w="108" w:type="dxa"/>
+            </w:tcMar>
+            <w:vAlign w:val="center"/>
+          </w:tcPr>
+          <w:p>
+            <w:pPr>
+              <w:widowControl/>
+              <w:jc w:val="center"/>
+              <w:textAlignment w:val="center"/>
+              <w:rPr>
+                <w:rFonts w:hint="eastAsia" w:ascii="楷体" w:hAnsi="楷体" w:eastAsia="楷体" w:cs="宋体"/>
+                <w:color w:val="000000"/>
+                <w:kern w:val="0"/>
+                <w:sz w:val="20"/>
+                <w:lang w:val="en-US" w:eastAsia="zh-CN" w:bidi="ar-SA"/>
+              </w:rPr>
+            </w:pPr>
+            <w:r>
+              <w:rPr>
+                <w:rFonts w:hint="eastAsia" w:ascii="楷体" w:hAnsi="楷体" w:eastAsia="楷体" w:cs="楷体"/>
+                <w:color w:val="000000"/>
+                <w:kern w:val="0"/>
+                <w:sz w:val="20"/>
+                <w:lang w:val="en-US" w:eastAsia="zh-CN" w:bidi="ar"/>
+              </w:rPr>
+              <w:t>商业</w:t>
+            </w:r>
+          </w:p>
+        </w:tc>
+        <w:tc>
+          <w:tcPr>
+            <w:tcW w:w="1070" w:type="pct"/>
+            <w:tcBorders>
+              <w:top w:val="single" w:color="auto" w:sz="4" w:space="0"/>
+              <w:left w:val="single" w:color="000000" w:sz="4" w:space="0"/>
+              <w:bottom w:val="single" w:color="auto" w:sz="4" w:space="0"/>
+              <w:right w:val="single" w:color="000000" w:sz="4" w:space="0"/>
+            </w:tcBorders>
+            <w:noWrap w:val="0"/>
+            <w:tcMar>
+              <w:left w:w="108" w:type="dxa"/>
+              <w:right w:w="108" w:type="dxa"/>
+            </w:tcMar>
+            <w:vAlign w:val="center"/>
+          </w:tcPr>
+          <w:p>
+            <w:pPr>
+              <w:widowControl/>
+              <w:jc w:val="center"/>
+              <w:textAlignment w:val="center"/>
+              <w:rPr>
+                <w:rFonts w:hint="eastAsia" w:ascii="楷体" w:hAnsi="楷体" w:eastAsia="楷体" w:cs="宋体"/>
+                <w:color w:val="000000"/>
+                <w:kern w:val="0"/>
+                <w:sz w:val="20"/>
+                <w:lang w:val="en-US" w:eastAsia="zh-CN" w:bidi="ar-SA"/>
+              </w:rPr>
+            </w:pPr>
+            <w:r>
+              <w:rPr>
+                <w:rFonts w:hint="eastAsia" w:ascii="楷体" w:hAnsi="楷体" w:eastAsia="楷体" w:cs="楷体"/>
+                <w:color w:val="000000"/>
+                <w:kern w:val="0"/>
+                <w:sz w:val="20"/>
+                <w:lang w:val="en-US" w:eastAsia="zh-CN" w:bidi="ar"/>
+              </w:rPr>
+              <w:t>60</w:t>
             </w:r>
           </w:p>
         </w:tc>
@@ -1769,7 +1980,7 @@
                 <w:sz w:val="20"/>
                 <w:lang w:val="en-US" w:eastAsia="zh-CN" w:bidi="ar"/>
               </w:rPr>
-              <w:t>1</w:t>
+              <w:t>{%tr for s in subjects %}</w:t>
             </w:r>
           </w:p>
         </w:tc>
@@ -2062,7 +2273,7 @@
                 <w:sz w:val="20"/>
                 <w:lang w:val="en-US" w:eastAsia="zh-CN" w:bidi="ar"/>
               </w:rPr>
-              <w:t>2</w:t>
+              <w:t>{{ s.index }}</w:t>
             </w:r>
           </w:p>
         </w:tc>
@@ -2103,7 +2314,7 @@
                 <w:sz w:val="20"/>
                 <w:lang w:val="en-US" w:eastAsia="zh-CN" w:bidi="ar"/>
               </w:rPr>
-              <w:t>{{ owner }}</w:t>
+              <w:t>{{ s.owner }}</w:t>
             </w:r>
           </w:p>
         </w:tc>
@@ -2144,7 +2355,7 @@
                 <w:sz w:val="20"/>
                 <w:lang w:val="en-US" w:eastAsia="zh-CN" w:bidi="ar"/>
               </w:rPr>
-              <w:t>钱塘区义蓬街道义蓬中路487号</w:t>
+              <w:t>{{ s.address }}</w:t>
             </w:r>
           </w:p>
         </w:tc>
@@ -2185,7 +2396,7 @@
                 <w:sz w:val="20"/>
                 <w:lang w:val="en-US" w:eastAsia="zh-CN" w:bidi="ar"/>
               </w:rPr>
-              <w:t>商业</w:t>
+              <w:t>{{ s.usage }}</w:t>
             </w:r>
           </w:p>
         </w:tc>
@@ -2226,7 +2437,7 @@
                 <w:sz w:val="20"/>
                 <w:lang w:val="en-US" w:eastAsia="zh-CN" w:bidi="ar"/>
               </w:rPr>
-              <w:t>70</w:t>
+              <w:t>{{ s.area }}</w:t>
             </w:r>
           </w:p>
         </w:tc>
@@ -2267,7 +2478,7 @@
                 <w:sz w:val="20"/>
                 <w:lang w:val="en-US" w:eastAsia="zh-CN" w:bidi="ar"/>
               </w:rPr>
-              <w:t>3.32</w:t>
+              <w:t>{{ s.unit_price }}</w:t>
             </w:r>
           </w:p>
         </w:tc>
@@ -2308,14 +2519,14 @@
                 <w:sz w:val="20"/>
                 <w:lang w:val="en-US" w:eastAsia="zh-CN" w:bidi="ar"/>
               </w:rPr>
-              <w:t>84826</w:t>
+              <w:t>{{ s.annual_value }}</w:t>
             </w:r>
           </w:p>
         </w:tc>
       </w:tr>
       <w:tr>
         <w:trPr>
-          <w:trHeight w:val="552" w:hRule="atLeast"/>
+          <w:trHeight w:val="285" w:hRule="atLeast"/>
           <w:jc w:val="center"/>
         </w:trPr>
         <w:tc>
@@ -2340,13 +2551,23 @@
               <w:jc w:val="center"/>
               <w:textAlignment w:val="center"/>
               <w:rPr>
+                <w:rFonts w:hint="eastAsia" w:ascii="楷体" w:hAnsi="楷体" w:eastAsia="楷体" w:cs="宋体"/>
+                <w:color w:val="000000"/>
+                <w:kern w:val="0"/>
+                <w:sz w:val="20"/>
+                <w:lang w:val="en-US" w:eastAsia="zh-CN" w:bidi="ar-SA"/>
+              </w:rPr>
+            </w:pPr>
+            <w:r>
+              <w:rPr>
                 <w:rFonts w:hint="eastAsia" w:ascii="楷体" w:hAnsi="楷体" w:eastAsia="楷体" w:cs="楷体"/>
                 <w:color w:val="000000"/>
                 <w:kern w:val="0"/>
                 <w:sz w:val="20"/>
                 <w:lang w:val="en-US" w:eastAsia="zh-CN" w:bidi="ar"/>
               </w:rPr>
-            </w:pPr>
+              <w:t>{%tr endfor %}</w:t>
+            </w:r>
           </w:p>
         </w:tc>
         <w:tc>
@@ -2371,22 +2592,22 @@
               <w:jc w:val="center"/>
               <w:textAlignment w:val="center"/>
               <w:rPr>
-                <w:rFonts w:hint="default" w:ascii="楷体" w:hAnsi="楷体" w:eastAsia="楷体" w:cs="楷体"/>
+                <w:rFonts w:hint="eastAsia" w:ascii="楷体" w:hAnsi="楷体" w:eastAsia="楷体" w:cs="宋体"/>
+                <w:color w:val="000000"/>
+                <w:kern w:val="0"/>
+                <w:sz w:val="20"/>
+                <w:lang w:val="en-US" w:eastAsia="zh-CN" w:bidi="ar-SA"/>
+              </w:rPr>
+            </w:pPr>
+            <w:r>
+              <w:rPr>
+                <w:rFonts w:hint="eastAsia" w:ascii="楷体" w:hAnsi="楷体" w:eastAsia="楷体" w:cs="楷体"/>
                 <w:color w:val="000000"/>
                 <w:kern w:val="0"/>
                 <w:sz w:val="20"/>
                 <w:lang w:val="en-US" w:eastAsia="zh-CN" w:bidi="ar"/>
               </w:rPr>
-            </w:pPr>
-            <w:r>
-              <w:rPr>
-                <w:rFonts w:hint="eastAsia" w:ascii="楷体" w:hAnsi="楷体" w:eastAsia="楷体" w:cs="楷体"/>
-                <w:color w:val="000000"/>
-                <w:kern w:val="0"/>
-                <w:sz w:val="20"/>
-                <w:lang w:val="en-US" w:eastAsia="zh-CN" w:bidi="ar"/>
-              </w:rPr>
-              <w:t>合计</w:t>
+              <w:t>{{ owner }}</w:t>
             </w:r>
           </w:p>
         </w:tc>
@@ -2412,13 +2633,23 @@
               <w:jc w:val="center"/>
               <w:textAlignment w:val="center"/>
               <w:rPr>
+                <w:rFonts w:hint="eastAsia" w:ascii="楷体" w:hAnsi="楷体" w:eastAsia="楷体" w:cs="宋体"/>
+                <w:color w:val="000000"/>
+                <w:kern w:val="0"/>
+                <w:sz w:val="20"/>
+                <w:lang w:val="en-US" w:eastAsia="zh-CN" w:bidi="ar-SA"/>
+              </w:rPr>
+            </w:pPr>
+            <w:r>
+              <w:rPr>
                 <w:rFonts w:hint="eastAsia" w:ascii="楷体" w:hAnsi="楷体" w:eastAsia="楷体" w:cs="楷体"/>
                 <w:color w:val="000000"/>
                 <w:kern w:val="0"/>
                 <w:sz w:val="20"/>
                 <w:lang w:val="en-US" w:eastAsia="zh-CN" w:bidi="ar"/>
               </w:rPr>
-            </w:pPr>
+              <w:t>钱塘区义蓬街道义蓬中路477号</w:t>
+            </w:r>
           </w:p>
         </w:tc>
         <w:tc>
@@ -2443,13 +2674,23 @@
               <w:jc w:val="center"/>
               <w:textAlignment w:val="center"/>
               <w:rPr>
+                <w:rFonts w:hint="eastAsia" w:ascii="楷体" w:hAnsi="楷体" w:eastAsia="楷体" w:cs="宋体"/>
+                <w:color w:val="000000"/>
+                <w:kern w:val="0"/>
+                <w:sz w:val="20"/>
+                <w:lang w:val="en-US" w:eastAsia="zh-CN" w:bidi="ar-SA"/>
+              </w:rPr>
+            </w:pPr>
+            <w:r>
+              <w:rPr>
                 <w:rFonts w:hint="eastAsia" w:ascii="楷体" w:hAnsi="楷体" w:eastAsia="楷体" w:cs="楷体"/>
                 <w:color w:val="000000"/>
                 <w:kern w:val="0"/>
                 <w:sz w:val="20"/>
                 <w:lang w:val="en-US" w:eastAsia="zh-CN" w:bidi="ar"/>
               </w:rPr>
-            </w:pPr>
+              <w:t>商业</w:t>
+            </w:r>
           </w:p>
         </w:tc>
         <w:tc>
@@ -2474,13 +2715,23 @@
               <w:jc w:val="center"/>
               <w:textAlignment w:val="center"/>
               <w:rPr>
+                <w:rFonts w:hint="eastAsia" w:ascii="楷体" w:hAnsi="楷体" w:eastAsia="楷体" w:cs="宋体"/>
+                <w:color w:val="000000"/>
+                <w:kern w:val="0"/>
+                <w:sz w:val="20"/>
+                <w:lang w:val="en-US" w:eastAsia="zh-CN" w:bidi="ar-SA"/>
+              </w:rPr>
+            </w:pPr>
+            <w:r>
+              <w:rPr>
                 <w:rFonts w:hint="eastAsia" w:ascii="楷体" w:hAnsi="楷体" w:eastAsia="楷体" w:cs="楷体"/>
                 <w:color w:val="000000"/>
                 <w:kern w:val="0"/>
                 <w:sz w:val="20"/>
                 <w:lang w:val="en-US" w:eastAsia="zh-CN" w:bidi="ar"/>
               </w:rPr>
-            </w:pPr>
+              <w:t>60</w:t>
+            </w:r>
           </w:p>
         </w:tc>
         <w:tc>
@@ -2505,13 +2756,23 @@
               <w:jc w:val="center"/>
               <w:textAlignment w:val="center"/>
               <w:rPr>
+                <w:rFonts w:hint="eastAsia" w:ascii="楷体" w:hAnsi="楷体" w:eastAsia="楷体" w:cs="宋体"/>
+                <w:color w:val="000000"/>
+                <w:kern w:val="0"/>
+                <w:sz w:val="20"/>
+                <w:lang w:val="en-US" w:eastAsia="zh-CN" w:bidi="ar-SA"/>
+              </w:rPr>
+            </w:pPr>
+            <w:r>
+              <w:rPr>
                 <w:rFonts w:hint="eastAsia" w:ascii="楷体" w:hAnsi="楷体" w:eastAsia="楷体" w:cs="楷体"/>
                 <w:color w:val="000000"/>
                 <w:kern w:val="0"/>
                 <w:sz w:val="20"/>
                 <w:lang w:val="en-US" w:eastAsia="zh-CN" w:bidi="ar"/>
               </w:rPr>
-            </w:pPr>
+              <w:t>3.32</w:t>
+            </w:r>
           </w:p>
         </w:tc>
         <w:tc>
@@ -2536,6 +2797,84 @@
               <w:jc w:val="center"/>
               <w:textAlignment w:val="center"/>
               <w:rPr>
+                <w:rFonts w:hint="eastAsia" w:ascii="楷体" w:hAnsi="楷体" w:eastAsia="楷体" w:cs="宋体"/>
+                <w:color w:val="000000"/>
+                <w:kern w:val="0"/>
+                <w:sz w:val="20"/>
+                <w:lang w:val="en-US" w:eastAsia="zh-CN" w:bidi="ar-SA"/>
+              </w:rPr>
+            </w:pPr>
+            <w:r>
+              <w:rPr>
+                <w:rFonts w:hint="eastAsia" w:ascii="楷体" w:hAnsi="楷体" w:eastAsia="楷体" w:cs="楷体"/>
+                <w:color w:val="000000"/>
+                <w:kern w:val="0"/>
+                <w:sz w:val="20"/>
+                <w:lang w:val="en-US" w:eastAsia="zh-CN" w:bidi="ar"/>
+              </w:rPr>
+              <w:t>72708</w:t>
+            </w:r>
+          </w:p>
+        </w:tc>
+      </w:tr>
+      <w:tr>
+        <w:trPr>
+          <w:trHeight w:val="552" w:hRule="atLeast"/>
+          <w:jc w:val="center"/>
+        </w:trPr>
+        <w:tc>
+          <w:tcPr>
+            <w:tcW w:w="187" w:type="pct"/>
+            <w:tcBorders>
+              <w:top w:val="single" w:color="000000" w:sz="4" w:space="0"/>
+              <w:left w:val="single" w:color="000000" w:sz="4" w:space="0"/>
+              <w:bottom w:val="single" w:color="000000" w:sz="4" w:space="0"/>
+              <w:right w:val="single" w:color="auto" w:sz="4" w:space="0"/>
+            </w:tcBorders>
+            <w:noWrap w:val="0"/>
+            <w:tcMar>
+              <w:left w:w="108" w:type="dxa"/>
+              <w:right w:w="108" w:type="dxa"/>
+            </w:tcMar>
+            <w:vAlign w:val="center"/>
+          </w:tcPr>
+          <w:p>
+            <w:pPr>
+              <w:widowControl/>
+              <w:jc w:val="center"/>
+              <w:textAlignment w:val="center"/>
+              <w:rPr>
+                <w:rFonts w:hint="eastAsia" w:ascii="楷体" w:hAnsi="楷体" w:eastAsia="楷体" w:cs="楷体"/>
+                <w:color w:val="000000"/>
+                <w:kern w:val="0"/>
+                <w:sz w:val="20"/>
+                <w:lang w:val="en-US" w:eastAsia="zh-CN" w:bidi="ar"/>
+              </w:rPr>
+            </w:pPr>
+          </w:p>
+        </w:tc>
+        <w:tc>
+          <w:tcPr>
+            <w:tcW w:w="1155" w:type="pct"/>
+            <w:tcBorders>
+              <w:top w:val="single" w:color="auto" w:sz="4" w:space="0"/>
+              <w:left w:val="single" w:color="auto" w:sz="4" w:space="0"/>
+              <w:bottom w:val="single" w:color="auto" w:sz="4" w:space="0"/>
+              <w:right w:val="single" w:color="000000" w:sz="4" w:space="0"/>
+            </w:tcBorders>
+            <w:noWrap w:val="0"/>
+            <w:tcMar>
+              <w:left w:w="108" w:type="dxa"/>
+              <w:right w:w="108" w:type="dxa"/>
+            </w:tcMar>
+            <w:vAlign w:val="center"/>
+          </w:tcPr>
+          <w:p>
+            <w:pPr>
+              <w:widowControl/>
+              <w:jc w:val="center"/>
+              <w:textAlignment w:val="center"/>
+              <w:rPr>
                 <w:rFonts w:hint="default" w:ascii="楷体" w:hAnsi="楷体" w:eastAsia="楷体" w:cs="楷体"/>
                 <w:color w:val="000000"/>
                 <w:kern w:val="0"/>
@@ -2551,7 +2890,175 @@
                 <w:sz w:val="20"/>
                 <w:lang w:val="en-US" w:eastAsia="zh-CN" w:bidi="ar"/>
               </w:rPr>
-              <w:t>157534</w:t>
+              <w:t>合计</w:t>
+            </w:r>
+          </w:p>
+        </w:tc>
+        <w:tc>
+          <w:tcPr>
+            <w:tcW w:w="978" w:type="pct"/>
+            <w:tcBorders>
+              <w:top w:val="single" w:color="auto" w:sz="4" w:space="0"/>
+              <w:left w:val="single" w:color="000000" w:sz="4" w:space="0"/>
+              <w:bottom w:val="single" w:color="auto" w:sz="4" w:space="0"/>
+              <w:right w:val="single" w:color="000000" w:sz="4" w:space="0"/>
+            </w:tcBorders>
+            <w:noWrap w:val="0"/>
+            <w:tcMar>
+              <w:left w:w="108" w:type="dxa"/>
+              <w:right w:w="108" w:type="dxa"/>
+            </w:tcMar>
+            <w:vAlign w:val="center"/>
+          </w:tcPr>
+          <w:p>
+            <w:pPr>
+              <w:widowControl/>
+              <w:jc w:val="center"/>
+              <w:textAlignment w:val="center"/>
+              <w:rPr>
+                <w:rFonts w:hint="eastAsia" w:ascii="楷体" w:hAnsi="楷体" w:eastAsia="楷体" w:cs="楷体"/>
+                <w:color w:val="000000"/>
+                <w:kern w:val="0"/>
+                <w:sz w:val="20"/>
+                <w:lang w:val="en-US" w:eastAsia="zh-CN" w:bidi="ar"/>
+              </w:rPr>
+            </w:pPr>
+          </w:p>
+        </w:tc>
+        <w:tc>
+          <w:tcPr>
+            <w:tcW w:w="545" w:type="pct"/>
+            <w:tcBorders>
+              <w:top w:val="single" w:color="auto" w:sz="4" w:space="0"/>
+              <w:left w:val="single" w:color="000000" w:sz="4" w:space="0"/>
+              <w:bottom w:val="single" w:color="auto" w:sz="4" w:space="0"/>
+              <w:right w:val="single" w:color="000000" w:sz="4" w:space="0"/>
+            </w:tcBorders>
+            <w:noWrap w:val="0"/>
+            <w:tcMar>
+              <w:left w:w="108" w:type="dxa"/>
+              <w:right w:w="108" w:type="dxa"/>
+            </w:tcMar>
+            <w:vAlign w:val="center"/>
+          </w:tcPr>
+          <w:p>
+            <w:pPr>
+              <w:widowControl/>
+              <w:jc w:val="center"/>
+              <w:textAlignment w:val="center"/>
+              <w:rPr>
+                <w:rFonts w:hint="eastAsia" w:ascii="楷体" w:hAnsi="楷体" w:eastAsia="楷体" w:cs="楷体"/>
+                <w:color w:val="000000"/>
+                <w:kern w:val="0"/>
+                <w:sz w:val="20"/>
+                <w:lang w:val="en-US" w:eastAsia="zh-CN" w:bidi="ar"/>
+              </w:rPr>
+            </w:pPr>
+          </w:p>
+        </w:tc>
+        <w:tc>
+          <w:tcPr>
+            <w:tcW w:w="696" w:type="pct"/>
+            <w:tcBorders>
+              <w:top w:val="single" w:color="000000" w:sz="4" w:space="0"/>
+              <w:left w:val="single" w:color="auto" w:sz="4" w:space="0"/>
+              <w:bottom w:val="single" w:color="000000" w:sz="4" w:space="0"/>
+              <w:right w:val="single" w:color="auto" w:sz="4" w:space="0"/>
+            </w:tcBorders>
+            <w:noWrap w:val="0"/>
+            <w:tcMar>
+              <w:left w:w="108" w:type="dxa"/>
+              <w:right w:w="108" w:type="dxa"/>
+            </w:tcMar>
+            <w:vAlign w:val="center"/>
+          </w:tcPr>
+          <w:p>
+            <w:pPr>
+              <w:widowControl/>
+              <w:jc w:val="center"/>
+              <w:textAlignment w:val="center"/>
+              <w:rPr>
+                <w:rFonts w:hint="eastAsia" w:ascii="楷体" w:hAnsi="楷体" w:eastAsia="楷体" w:cs="楷体"/>
+                <w:color w:val="000000"/>
+                <w:kern w:val="0"/>
+                <w:sz w:val="20"/>
+                <w:lang w:val="en-US" w:eastAsia="zh-CN" w:bidi="ar"/>
+              </w:rPr>
+            </w:pPr>
+            <w:r>
+              <w:t>{{ total_area }}</w:t>
+            </w:r>
+          </w:p>
+        </w:tc>
+        <w:tc>
+          <w:tcPr>
+            <w:tcW w:w="746" w:type="pct"/>
+            <w:tcBorders>
+              <w:top w:val="single" w:color="000000" w:sz="4" w:space="0"/>
+              <w:left w:val="single" w:color="auto" w:sz="4" w:space="0"/>
+              <w:bottom w:val="single" w:color="000000" w:sz="4" w:space="0"/>
+              <w:right w:val="single" w:color="000000" w:sz="4" w:space="0"/>
+            </w:tcBorders>
+            <w:noWrap w:val="0"/>
+            <w:tcMar>
+              <w:left w:w="108" w:type="dxa"/>
+              <w:right w:w="108" w:type="dxa"/>
+            </w:tcMar>
+            <w:vAlign w:val="center"/>
+          </w:tcPr>
+          <w:p>
+            <w:pPr>
+              <w:widowControl/>
+              <w:jc w:val="center"/>
+              <w:textAlignment w:val="center"/>
+              <w:rPr>
+                <w:rFonts w:hint="eastAsia" w:ascii="楷体" w:hAnsi="楷体" w:eastAsia="楷体" w:cs="楷体"/>
+                <w:color w:val="000000"/>
+                <w:kern w:val="0"/>
+                <w:sz w:val="20"/>
+                <w:lang w:val="en-US" w:eastAsia="zh-CN" w:bidi="ar"/>
+              </w:rPr>
+            </w:pPr>
+          </w:p>
+        </w:tc>
+        <w:tc>
+          <w:tcPr>
+            <w:tcW w:w="688" w:type="pct"/>
+            <w:tcBorders>
+              <w:top w:val="single" w:color="000000" w:sz="4" w:space="0"/>
+              <w:left w:val="single" w:color="000000" w:sz="4" w:space="0"/>
+              <w:bottom w:val="single" w:color="000000" w:sz="4" w:space="0"/>
+              <w:right w:val="single" w:color="000000" w:sz="4" w:space="0"/>
+            </w:tcBorders>
+            <w:noWrap w:val="0"/>
+            <w:tcMar>
+              <w:left w:w="108" w:type="dxa"/>
+              <w:right w:w="108" w:type="dxa"/>
+            </w:tcMar>
+            <w:vAlign w:val="center"/>
+          </w:tcPr>
+          <w:p>
+            <w:pPr>
+              <w:widowControl/>
+              <w:jc w:val="center"/>
+              <w:textAlignment w:val="center"/>
+              <w:rPr>
+                <w:rFonts w:hint="default" w:ascii="楷体" w:hAnsi="楷体" w:eastAsia="楷体" w:cs="楷体"/>
+                <w:color w:val="000000"/>
+                <w:kern w:val="0"/>
+                <w:sz w:val="20"/>
+                <w:lang w:val="en-US" w:eastAsia="zh-CN" w:bidi="ar"/>
+              </w:rPr>
+            </w:pPr>
+            <w:r>
+              <w:rPr>
+                <w:rFonts w:hint="eastAsia" w:ascii="楷体" w:hAnsi="楷体" w:eastAsia="楷体" w:cs="楷体"/>
+                <w:color w:val="000000"/>
+                <w:kern w:val="0"/>
+                <w:sz w:val="20"/>
+                <w:lang w:val="en-US" w:eastAsia="zh-CN" w:bidi="ar"/>
+              </w:rPr>
+              <w:t>{{ total_value }}</w:t>
             </w:r>
           </w:p>
         </w:tc>
@@ -7677,7 +8184,7 @@
           <w:sz w:val="28"/>
           <w:szCs w:val="28"/>
         </w:rPr>
-        <w:t>委托人名称：</w:t>
+        <w:t>委托人名称：{{ owner }}</w:t>
       </w:r>
       <w:r>
         <w:rPr>
@@ -7686,7 +8193,7 @@
           <w:szCs w:val="28"/>
           <w:lang w:eastAsia="zh-CN"/>
         </w:rPr>
-        <w:t>{{ owner }}</w:t>
+        <w:t/>
       </w:r>
     </w:p>
     <w:p>
@@ -8417,7 +8924,7 @@
                 <w:sz w:val="20"/>
                 <w:lang w:val="en-US" w:eastAsia="zh-CN" w:bidi="ar"/>
               </w:rPr>
-              <w:t>1</w:t>
+              <w:t>{%tr for s in subjects %}</w:t>
             </w:r>
           </w:p>
         </w:tc>
@@ -8628,7 +9135,7 @@
                 <w:sz w:val="20"/>
                 <w:lang w:val="en-US" w:eastAsia="zh-CN" w:bidi="ar"/>
               </w:rPr>
-              <w:t>2</w:t>
+              <w:t>{{ s.index }}</w:t>
             </w:r>
           </w:p>
         </w:tc>
@@ -8669,7 +9176,7 @@
                 <w:sz w:val="20"/>
                 <w:lang w:val="en-US" w:eastAsia="zh-CN" w:bidi="ar"/>
               </w:rPr>
-              <w:t>{{ owner }}</w:t>
+              <w:t>{{ s.owner }}</w:t>
             </w:r>
           </w:p>
         </w:tc>
@@ -8710,7 +9217,7 @@
                 <w:sz w:val="20"/>
                 <w:lang w:val="en-US" w:eastAsia="zh-CN" w:bidi="ar"/>
               </w:rPr>
-              <w:t>钱塘区义蓬街道义蓬中路487号</w:t>
+              <w:t>{{ s.address }}</w:t>
             </w:r>
           </w:p>
         </w:tc>
@@ -8751,7 +9258,7 @@
                 <w:sz w:val="20"/>
                 <w:lang w:val="en-US" w:eastAsia="zh-CN" w:bidi="ar"/>
               </w:rPr>
-              <w:t>商业</w:t>
+              <w:t>{{ s.usage }}</w:t>
             </w:r>
           </w:p>
         </w:tc>
@@ -8792,7 +9299,218 @@
                 <w:sz w:val="20"/>
                 <w:lang w:val="en-US" w:eastAsia="zh-CN" w:bidi="ar"/>
               </w:rPr>
-              <w:t>70</w:t>
+              <w:t>{{ s.area }}</w:t>
+            </w:r>
+          </w:p>
+        </w:tc>
+      </w:tr>
+      <w:tr>
+        <w:trPr>
+          <w:trHeight w:val="285" w:hRule="atLeast"/>
+          <w:jc w:val="center"/>
+        </w:trPr>
+        <w:tc>
+          <w:tcPr>
+            <w:tcW w:w="396" w:type="pct"/>
+            <w:tcBorders>
+              <w:top w:val="single" w:color="000000" w:sz="4" w:space="0"/>
+              <w:left w:val="single" w:color="000000" w:sz="4" w:space="0"/>
+              <w:bottom w:val="single" w:color="000000" w:sz="4" w:space="0"/>
+              <w:right w:val="single" w:color="auto" w:sz="4" w:space="0"/>
+            </w:tcBorders>
+            <w:noWrap w:val="0"/>
+            <w:tcMar>
+              <w:left w:w="108" w:type="dxa"/>
+              <w:right w:w="108" w:type="dxa"/>
+            </w:tcMar>
+            <w:vAlign w:val="center"/>
+          </w:tcPr>
+          <w:p>
+            <w:pPr>
+              <w:widowControl/>
+              <w:jc w:val="center"/>
+              <w:textAlignment w:val="center"/>
+              <w:rPr>
+                <w:rFonts w:hint="eastAsia" w:ascii="楷体" w:hAnsi="楷体" w:eastAsia="楷体" w:cs="宋体"/>
+                <w:color w:val="000000"/>
+                <w:kern w:val="0"/>
+                <w:sz w:val="20"/>
+                <w:lang w:val="en-US" w:eastAsia="zh-CN" w:bidi="ar-SA"/>
+              </w:rPr>
+            </w:pPr>
+            <w:r>
+              <w:rPr>
+                <w:rFonts w:hint="eastAsia" w:ascii="楷体" w:hAnsi="楷体" w:eastAsia="楷体" w:cs="楷体"/>
+                <w:color w:val="000000"/>
+                <w:kern w:val="0"/>
+                <w:sz w:val="20"/>
+                <w:lang w:val="en-US" w:eastAsia="zh-CN" w:bidi="ar"/>
+              </w:rPr>
+              <w:t>{%tr endfor %}</w:t>
+            </w:r>
+          </w:p>
+        </w:tc>
+        <w:tc>
+          <w:tcPr>
+            <w:tcW w:w="1388" w:type="pct"/>
+            <w:tcBorders>
+              <w:top w:val="single" w:color="auto" w:sz="4" w:space="0"/>
+              <w:left w:val="single" w:color="auto" w:sz="4" w:space="0"/>
+              <w:bottom w:val="single" w:color="auto" w:sz="4" w:space="0"/>
+              <w:right w:val="single" w:color="000000" w:sz="4" w:space="0"/>
+            </w:tcBorders>
+            <w:noWrap w:val="0"/>
+            <w:tcMar>
+              <w:left w:w="108" w:type="dxa"/>
+              <w:right w:w="108" w:type="dxa"/>
+            </w:tcMar>
+            <w:vAlign w:val="center"/>
+          </w:tcPr>
+          <w:p>
+            <w:pPr>
+              <w:widowControl/>
+              <w:jc w:val="center"/>
+              <w:textAlignment w:val="center"/>
+              <w:rPr>
+                <w:rFonts w:hint="eastAsia" w:ascii="楷体" w:hAnsi="楷体" w:eastAsia="楷体" w:cs="宋体"/>
+                <w:color w:val="000000"/>
+                <w:kern w:val="0"/>
+                <w:sz w:val="20"/>
+                <w:lang w:val="en-US" w:eastAsia="zh-CN" w:bidi="ar-SA"/>
+              </w:rPr>
+            </w:pPr>
+            <w:r>
+              <w:rPr>
+                <w:rFonts w:hint="eastAsia" w:ascii="楷体" w:hAnsi="楷体" w:eastAsia="楷体" w:cs="楷体"/>
+                <w:color w:val="000000"/>
+                <w:kern w:val="0"/>
+                <w:sz w:val="20"/>
+                <w:lang w:val="en-US" w:eastAsia="zh-CN" w:bidi="ar"/>
+              </w:rPr>
+              <w:t>{{ owner }}</w:t>
+            </w:r>
+          </w:p>
+        </w:tc>
+        <w:tc>
+          <w:tcPr>
+            <w:tcW w:w="1327" w:type="pct"/>
+            <w:tcBorders>
+              <w:top w:val="single" w:color="auto" w:sz="4" w:space="0"/>
+              <w:left w:val="single" w:color="000000" w:sz="4" w:space="0"/>
+              <w:bottom w:val="single" w:color="auto" w:sz="4" w:space="0"/>
+              <w:right w:val="single" w:color="000000" w:sz="4" w:space="0"/>
+            </w:tcBorders>
+            <w:noWrap w:val="0"/>
+            <w:tcMar>
+              <w:left w:w="108" w:type="dxa"/>
+              <w:right w:w="108" w:type="dxa"/>
+            </w:tcMar>
+            <w:vAlign w:val="center"/>
+          </w:tcPr>
+          <w:p>
+            <w:pPr>
+              <w:widowControl/>
+              <w:jc w:val="center"/>
+              <w:textAlignment w:val="center"/>
+              <w:rPr>
+                <w:rFonts w:hint="eastAsia" w:ascii="楷体" w:hAnsi="楷体" w:eastAsia="楷体" w:cs="宋体"/>
+                <w:color w:val="000000"/>
+                <w:kern w:val="0"/>
+                <w:sz w:val="20"/>
+                <w:lang w:val="en-US" w:eastAsia="zh-CN" w:bidi="ar-SA"/>
+              </w:rPr>
+            </w:pPr>
+            <w:r>
+              <w:rPr>
+                <w:rFonts w:hint="eastAsia" w:ascii="楷体" w:hAnsi="楷体" w:eastAsia="楷体" w:cs="楷体"/>
+                <w:color w:val="000000"/>
+                <w:kern w:val="0"/>
+                <w:sz w:val="20"/>
+                <w:lang w:val="en-US" w:eastAsia="zh-CN" w:bidi="ar"/>
+              </w:rPr>
+              <w:t>钱塘区义蓬街道义蓬中路477号</w:t>
+            </w:r>
+          </w:p>
+        </w:tc>
+        <w:tc>
+          <w:tcPr>
+            <w:tcW w:w="818" w:type="pct"/>
+            <w:tcBorders>
+              <w:top w:val="single" w:color="auto" w:sz="4" w:space="0"/>
+              <w:left w:val="single" w:color="000000" w:sz="4" w:space="0"/>
+              <w:bottom w:val="single" w:color="auto" w:sz="4" w:space="0"/>
+              <w:right w:val="single" w:color="000000" w:sz="4" w:space="0"/>
+            </w:tcBorders>
+            <w:noWrap w:val="0"/>
+            <w:tcMar>
+              <w:left w:w="108" w:type="dxa"/>
+              <w:right w:w="108" w:type="dxa"/>
+            </w:tcMar>
+            <w:vAlign w:val="center"/>
+          </w:tcPr>
+          <w:p>
+            <w:pPr>
+              <w:widowControl/>
+              <w:jc w:val="center"/>
+              <w:textAlignment w:val="center"/>
+              <w:rPr>
+                <w:rFonts w:hint="eastAsia" w:ascii="楷体" w:hAnsi="楷体" w:eastAsia="楷体" w:cs="宋体"/>
+                <w:color w:val="000000"/>
+                <w:kern w:val="0"/>
+                <w:sz w:val="20"/>
+                <w:lang w:val="en-US" w:eastAsia="zh-CN" w:bidi="ar-SA"/>
+              </w:rPr>
+            </w:pPr>
+            <w:r>
+              <w:rPr>
+                <w:rFonts w:hint="eastAsia" w:ascii="楷体" w:hAnsi="楷体" w:eastAsia="楷体" w:cs="楷体"/>
+                <w:color w:val="000000"/>
+                <w:kern w:val="0"/>
+                <w:sz w:val="20"/>
+                <w:lang w:val="en-US" w:eastAsia="zh-CN" w:bidi="ar"/>
+              </w:rPr>
+              <w:t>商业</w:t>
+            </w:r>
+          </w:p>
+        </w:tc>
+        <w:tc>
+          <w:tcPr>
+            <w:tcW w:w="1071" w:type="pct"/>
+            <w:tcBorders>
+              <w:top w:val="single" w:color="auto" w:sz="4" w:space="0"/>
+              <w:left w:val="single" w:color="000000" w:sz="4" w:space="0"/>
+              <w:bottom w:val="single" w:color="auto" w:sz="4" w:space="0"/>
+              <w:right w:val="single" w:color="000000" w:sz="4" w:space="0"/>
+            </w:tcBorders>
+            <w:noWrap w:val="0"/>
+            <w:tcMar>
+              <w:left w:w="108" w:type="dxa"/>
+              <w:right w:w="108" w:type="dxa"/>
+            </w:tcMar>
+            <w:vAlign w:val="center"/>
+          </w:tcPr>
+          <w:p>
+            <w:pPr>
+              <w:widowControl/>
+              <w:jc w:val="center"/>
+              <w:textAlignment w:val="center"/>
+              <w:rPr>
+                <w:rFonts w:hint="eastAsia" w:ascii="楷体" w:hAnsi="楷体" w:eastAsia="楷体" w:cs="宋体"/>
+                <w:color w:val="000000"/>
+                <w:kern w:val="0"/>
+                <w:sz w:val="20"/>
+                <w:lang w:val="en-US" w:eastAsia="zh-CN" w:bidi="ar-SA"/>
+              </w:rPr>
+            </w:pPr>
+            <w:r>
+              <w:rPr>
+                <w:rFonts w:hint="eastAsia" w:ascii="楷体" w:hAnsi="楷体" w:eastAsia="楷体" w:cs="楷体"/>
+                <w:color w:val="000000"/>
+                <w:kern w:val="0"/>
+                <w:sz w:val="20"/>
+                <w:lang w:val="en-US" w:eastAsia="zh-CN" w:bidi="ar"/>
+              </w:rPr>
+              <w:t>60</w:t>
             </w:r>
           </w:p>
         </w:tc>

--- a/templates/商业.docx
+++ b/templates/商业.docx
@@ -1559,7 +1559,7 @@
           <w:szCs w:val="28"/>
           <w:lang w:val="en-US" w:eastAsia="zh-CN" w:bidi="ar-SA"/>
         </w:rPr>
-        <w:t>估价结果</w:t>
+        <w:t>估价结果：我公司根据估价目的，遵循估价原则，采用上述方法，在认真分析估价委托人提供的资料以及估价人员实地查勘和市场调查取得的资料基础上，对影响房地产价值的因素进行了分析，经过测算，结合估价经验，于价值时点在满足所有估价假设和限制条件下，确定估价对象的年租赁价值为{{ total_value }}元，大写：人民币{{ total_value_capital }}，详见下表。</w:t>
       </w:r>
       <w:r>
         <w:rPr>
@@ -1569,7 +1569,7 @@
           <w:szCs w:val="28"/>
           <w:lang w:val="en-US" w:eastAsia="zh-CN" w:bidi="ar-SA"/>
         </w:rPr>
-        <w:t>：我公司根据估价目的，遵循估价原则，采用上述方法，在认真分析估价委托人提供的资料以及估价人员实地查勘和市场调查取得的资料基础上，对影响房地产价值的因素进行了分析，经过测算，结合估价经验，于价值时点在满足所有估价假设和限制条件下，</w:t>
+        <w:t/>
       </w:r>
       <w:r>
         <w:rPr>
@@ -1580,7 +1580,7 @@
           <w:szCs w:val="28"/>
           <w:lang w:val="en-US" w:eastAsia="zh-CN" w:bidi="ar-SA"/>
         </w:rPr>
-        <w:t>确定估价对象的年租赁价值为157534元，大写：人民币壹拾伍万柒仟伍佰叁拾肆元整，详见下表。</w:t>
+        <w:t/>
       </w:r>
     </w:p>
     <w:p>
@@ -7725,7 +7725,7 @@
           <w:szCs w:val="28"/>
           <w:lang w:val="en-US" w:eastAsia="zh-CN" w:bidi="ar-SA"/>
         </w:rPr>
-        <w:t>依据不足假设是指在估价委托人无法提供估价所必需的反映估价对象状况的资料以及注册房地产估价师进行了尽职调查仍然难以取得该资料的情况下，对缺少该资料及对相应的估价对象状况的合理假定。本次估价对象建筑面积按《委托评估协议书》为准，委托人确认房屋建筑面积为130平方米（其中义蓬中路477号房屋建筑面积60平方米、487号房屋建筑面积70平方米），用途为商业。</w:t>
+        <w:t>依据不足假设是指在估价委托人无法提供估价所必需的反映估价对象状况的资料以及注册房地产估价师进行了尽职调查仍然难以取得该资料的情况下，对缺少该资料及对相应的估价对象状况的合理假定。本次估价对象建筑面积按《委托评估协议书》为准，委托人确认房屋建筑面积为130平方米（其中义蓬中路477号房屋建筑面积60平方米、487号房屋建筑面积70平方米），用途为{{ usage }}。</w:t>
       </w:r>
     </w:p>
     <w:p>
@@ -13960,7 +13960,7 @@
           <w:szCs w:val="28"/>
           <w:lang w:val="en-US" w:eastAsia="zh-CN" w:bidi="ar-SA"/>
         </w:rPr>
-        <w:t>我公司根据估价目的，遵循估价原则，采用上述方法，在认真分析估价委托人提供的资料以及估价人员实地查勘和市场调查取得的资料基础上，对影响房地产价值的因素进行了分析，经过测算，结合估价经验，于价值时点2026年3月25日在满足所有估价假设和限制条件下，</w:t>
+        <w:t>我公司根据估价目的，遵循估价原则，采用上述方法，在认真分析估价委托人提供的资料以及估价人员实地查勘和市场调查取得的资料基础上，对影响房地产价值的因素进行了分析，经过测算，结合估价经验，于价值时点{{ value_date_cn }}在满足所有估价假设和限制条件下，确定估价对象的年租赁价值为{{ total_value }}元，大写：人民币{{ total_value_capital }}。</w:t>
       </w:r>
       <w:r>
         <w:rPr>
@@ -13971,7 +13971,7 @@
           <w:szCs w:val="28"/>
           <w:lang w:val="en-US" w:eastAsia="zh-CN" w:bidi="ar-SA"/>
         </w:rPr>
-        <w:t>确定估价对象的年租赁价值为157534元，大写：人民币壹拾伍万柒仟伍佰叁拾肆元整。</w:t>
+        <w:t/>
       </w:r>
     </w:p>
     <w:p>

--- a/templates/商业.docx
+++ b/templates/商业.docx
@@ -7725,7 +7725,7 @@
           <w:szCs w:val="28"/>
           <w:lang w:val="en-US" w:eastAsia="zh-CN" w:bidi="ar-SA"/>
         </w:rPr>
-        <w:t>依据不足假设是指在估价委托人无法提供估价所必需的反映估价对象状况的资料以及注册房地产估价师进行了尽职调查仍然难以取得该资料的情况下，对缺少该资料及对相应的估价对象状况的合理假定。本次估价对象建筑面积按《委托评估协议书》为准，委托人确认房屋建筑面积为130平方米（其中义蓬中路477号房屋建筑面积60平方米、487号房屋建筑面积70平方米），用途为{{ usage }}。</w:t>
+        <w:t>依据不足假设是指在估价委托人无法提供估价所必需的反映估价对象状况的资料以及注册房地产估价师进行了尽职调查仍然难以取得该资料的情况下，对缺少该资料及对相应的估价对象状况的合理假定。本次估价对象建筑面积按《委托评估协议书》为准，委托人确认{{ scale }}，用途为{{ usage }}。</w:t>
       </w:r>
     </w:p>
     <w:p>
@@ -11036,7 +11036,7 @@
                 <w:sz w:val="20"/>
                 <w:lang w:val="en-US" w:eastAsia="zh-CN" w:bidi="ar"/>
               </w:rPr>
-              <w:t>出租面积为 130 平方米。其中义蓬中路477号房屋建筑面积60平方米、487号房屋建筑面积70平方米。</w:t>
+              <w:t>{{ subjects_narrative }}。</w:t>
             </w:r>
           </w:p>
         </w:tc>
@@ -12369,7 +12369,7 @@
                 <w:u w:val="none"/>
                 <w:lang w:val="en-US" w:eastAsia="zh-CN" w:bidi="ar"/>
               </w:rPr>
-              <w:t>总建筑面积130平方米（义蓬中路477号房屋建筑面积60平方米、487号房屋建筑面积70平方米）及其分摊的土地使用权</w:t>
+              <w:t>{{ scale }}</w:t>
             </w:r>
           </w:p>
         </w:tc>

--- a/templates/商业.docx
+++ b/templates/商业.docx
@@ -365,7 +365,7 @@
           <w:szCs w:val="32"/>
           <w:lang w:val="en-US" w:eastAsia="zh-CN" w:bidi="ar-SA"/>
         </w:rPr>
-        <w:t>估价报告出具日期：{{ issue_date }}</w:t>
+        <w:t>估价报告出具日期：{{ issue_date_cn }}</w:t>
       </w:r>
       <w:r>
         <w:rPr>
@@ -3105,7 +3105,7 @@
           <w:szCs w:val="28"/>
           <w:lang w:val="en-US" w:eastAsia="zh-CN" w:bidi="ar-SA"/>
         </w:rPr>
-        <w:t>（1）本估价结果使用有效期限为从本报告出具之日起一年（{{ issue_date }}至2027年3月31日止），若未满足上述条件，需重新估价。</w:t>
+        <w:t>（1）本估价结果使用有效期限为从本报告出具之日起一年（{{ issue_date_cn }}至{{ validity_end_cn }}止），若未满足上述条件，需重新估价。</w:t>
       </w:r>
       <w:bookmarkEnd w:id="10"/>
       <w:bookmarkEnd w:id="11"/>
@@ -3286,7 +3286,7 @@
           <w:szCs w:val="28"/>
           <w:lang w:val="en-US" w:eastAsia="zh-CN" w:bidi="ar-SA"/>
         </w:rPr>
-        <w:t>{{ issue_date }}</w:t>
+        <w:t>{{ issue_date_cn }}</w:t>
       </w:r>
     </w:p>
     <w:p>
@@ -14672,7 +14672,7 @@
           <w:szCs w:val="28"/>
           <w:lang w:val="en-US" w:eastAsia="zh-CN" w:bidi="ar-SA"/>
         </w:rPr>
-        <w:t>2026年3月25日至{{ issue_date }}。</w:t>
+        <w:t>{{ work_period }}。</w:t>
       </w:r>
     </w:p>
     <w:p>
